--- a/Teslim/EBT629E_Final_Project_Report_TR.docx
+++ b/Teslim/EBT629E_Final_Project_Report_TR.docx
@@ -466,7 +466,7 @@
       <w:r>
         <w:drawing>
           <wp:inline xmlns:a="http://schemas.openxmlformats.org/drawingml/2006/main" xmlns:pic="http://schemas.openxmlformats.org/drawingml/2006/picture">
-            <wp:extent cx="5760720" cy="3276841"/>
+            <wp:extent cx="5760720" cy="3346320"/>
             <wp:docPr id="2" name="Picture 2"/>
             <wp:cNvGraphicFramePr>
               <a:graphicFrameLocks noChangeAspect="1"/>
@@ -487,7 +487,7 @@
                   <pic:spPr>
                     <a:xfrm>
                       <a:off x="0" y="0"/>
-                      <a:ext cx="5760720" cy="3276841"/>
+                      <a:ext cx="5760720" cy="3346320"/>
                     </a:xfrm>
                     <a:prstGeom prst="rect"/>
                   </pic:spPr>
@@ -624,7 +624,7 @@
       <w:r>
         <w:drawing>
           <wp:inline xmlns:a="http://schemas.openxmlformats.org/drawingml/2006/main" xmlns:pic="http://schemas.openxmlformats.org/drawingml/2006/picture">
-            <wp:extent cx="5029200" cy="4016587"/>
+            <wp:extent cx="5029200" cy="4055911"/>
             <wp:docPr id="3" name="Picture 3"/>
             <wp:cNvGraphicFramePr>
               <a:graphicFrameLocks noChangeAspect="1"/>
@@ -645,7 +645,7 @@
                   <pic:spPr>
                     <a:xfrm>
                       <a:off x="0" y="0"/>
-                      <a:ext cx="5029200" cy="4016587"/>
+                      <a:ext cx="5029200" cy="4055911"/>
                     </a:xfrm>
                     <a:prstGeom prst="rect"/>
                   </pic:spPr>
@@ -722,7 +722,7 @@
       <w:r>
         <w:drawing>
           <wp:inline xmlns:a="http://schemas.openxmlformats.org/drawingml/2006/main" xmlns:pic="http://schemas.openxmlformats.org/drawingml/2006/picture">
-            <wp:extent cx="5760720" cy="3343477"/>
+            <wp:extent cx="5760720" cy="3422086"/>
             <wp:docPr id="4" name="Picture 4"/>
             <wp:cNvGraphicFramePr>
               <a:graphicFrameLocks noChangeAspect="1"/>
@@ -743,7 +743,7 @@
                   <pic:spPr>
                     <a:xfrm>
                       <a:off x="0" y="0"/>
-                      <a:ext cx="5760720" cy="3343477"/>
+                      <a:ext cx="5760720" cy="3422086"/>
                     </a:xfrm>
                     <a:prstGeom prst="rect"/>
                   </pic:spPr>
@@ -877,7 +877,7 @@
       <w:r>
         <w:drawing>
           <wp:inline xmlns:a="http://schemas.openxmlformats.org/drawingml/2006/main" xmlns:pic="http://schemas.openxmlformats.org/drawingml/2006/picture">
-            <wp:extent cx="5669280" cy="3504343"/>
+            <wp:extent cx="5669280" cy="3557514"/>
             <wp:docPr id="5" name="Picture 5"/>
             <wp:cNvGraphicFramePr>
               <a:graphicFrameLocks noChangeAspect="1"/>
@@ -898,7 +898,7 @@
                   <pic:spPr>
                     <a:xfrm>
                       <a:off x="0" y="0"/>
-                      <a:ext cx="5669280" cy="3504343"/>
+                      <a:ext cx="5669280" cy="3557514"/>
                     </a:xfrm>
                     <a:prstGeom prst="rect"/>
                   </pic:spPr>
@@ -1449,7 +1449,7 @@
       <w:r>
         <w:drawing>
           <wp:inline xmlns:a="http://schemas.openxmlformats.org/drawingml/2006/main" xmlns:pic="http://schemas.openxmlformats.org/drawingml/2006/picture">
-            <wp:extent cx="5760720" cy="1588868"/>
+            <wp:extent cx="5760720" cy="1680123"/>
             <wp:docPr id="6" name="Picture 6"/>
             <wp:cNvGraphicFramePr>
               <a:graphicFrameLocks noChangeAspect="1"/>
@@ -1470,7 +1470,7 @@
                   <pic:spPr>
                     <a:xfrm>
                       <a:off x="0" y="0"/>
-                      <a:ext cx="5760720" cy="1588868"/>
+                      <a:ext cx="5760720" cy="1680123"/>
                     </a:xfrm>
                     <a:prstGeom prst="rect"/>
                   </pic:spPr>
@@ -1749,7 +1749,7 @@
       <w:r>
         <w:drawing>
           <wp:inline xmlns:a="http://schemas.openxmlformats.org/drawingml/2006/main" xmlns:pic="http://schemas.openxmlformats.org/drawingml/2006/picture">
-            <wp:extent cx="5760720" cy="2900021"/>
+            <wp:extent cx="5760720" cy="2994434"/>
             <wp:docPr id="10" name="Picture 10"/>
             <wp:cNvGraphicFramePr>
               <a:graphicFrameLocks noChangeAspect="1"/>
@@ -1770,7 +1770,7 @@
                   <pic:spPr>
                     <a:xfrm>
                       <a:off x="0" y="0"/>
-                      <a:ext cx="5760720" cy="2900021"/>
+                      <a:ext cx="5760720" cy="2994434"/>
                     </a:xfrm>
                     <a:prstGeom prst="rect"/>
                   </pic:spPr>
@@ -2285,7 +2285,7 @@
       <w:r>
         <w:drawing>
           <wp:inline xmlns:a="http://schemas.openxmlformats.org/drawingml/2006/main" xmlns:pic="http://schemas.openxmlformats.org/drawingml/2006/picture">
-            <wp:extent cx="5486400" cy="2466024"/>
+            <wp:extent cx="5486400" cy="2573067"/>
             <wp:docPr id="11" name="Picture 11"/>
             <wp:cNvGraphicFramePr>
               <a:graphicFrameLocks noChangeAspect="1"/>
@@ -2306,7 +2306,7 @@
                   <pic:spPr>
                     <a:xfrm>
                       <a:off x="0" y="0"/>
-                      <a:ext cx="5486400" cy="2466024"/>
+                      <a:ext cx="5486400" cy="2573067"/>
                     </a:xfrm>
                     <a:prstGeom prst="rect"/>
                   </pic:spPr>
